--- a/docs/product/Lumi_Feature_List.docx
+++ b/docs/product/Lumi_Feature_List.docx
@@ -516,7 +516,7 @@
                 <w:sz w:val="19"/>
                 <w:szCs w:val="19"/>
               </w:rPr>
-              <w:t xml:space="preserve">Формирование персонального трека</w:t>
+              <w:t xml:space="preserve">Формирование персонального трека (с алгоритмом)</w:t>
             </w:r>
           </w:p>
         </w:tc>
@@ -548,6 +548,100 @@
           <w:tcPr>
             <w:tcW w:type="dxa" w:w="1900"/>
             <w:shd w:fill="EDE9F7" w:color="auto" w:val="clear"/>
+            <w:tcMar>
+              <w:top w:type="dxa" w:w="70"/>
+              <w:left w:type="dxa" w:w="100"/>
+              <w:bottom w:type="dxa" w:w="70"/>
+              <w:right w:type="dxa" w:w="100"/>
+            </w:tcMar>
+          </w:tcPr>
+          <w:p>
+            <w:r>
+              <w:rPr>
+                <w:b w:val="false"/>
+                <w:bCs w:val="false"/>
+                <w:color w:val="2E7D32"/>
+                <w:sz w:val="19"/>
+                <w:szCs w:val="19"/>
+              </w:rPr>
+              <w:t xml:space="preserve">Готово</w:t>
+            </w:r>
+          </w:p>
+        </w:tc>
+      </w:tr>
+      <w:tr>
+        <w:tc>
+          <w:tcPr>
+            <w:tcW w:type="dxa" w:w="700"/>
+            <w:tcMar>
+              <w:top w:type="dxa" w:w="70"/>
+              <w:left w:type="dxa" w:w="100"/>
+              <w:bottom w:type="dxa" w:w="70"/>
+              <w:right w:type="dxa" w:w="100"/>
+            </w:tcMar>
+          </w:tcPr>
+          <w:p>
+            <w:r>
+              <w:rPr>
+                <w:b w:val="false"/>
+                <w:bCs w:val="false"/>
+                <w:color w:val="000000"/>
+                <w:sz w:val="19"/>
+                <w:szCs w:val="19"/>
+              </w:rPr>
+              <w:t xml:space="preserve">F23</w:t>
+            </w:r>
+          </w:p>
+        </w:tc>
+        <w:tc>
+          <w:tcPr>
+            <w:tcW w:type="dxa" w:w="4800"/>
+            <w:tcMar>
+              <w:top w:type="dxa" w:w="70"/>
+              <w:left w:type="dxa" w:w="100"/>
+              <w:bottom w:type="dxa" w:w="70"/>
+              <w:right w:type="dxa" w:w="100"/>
+            </w:tcMar>
+          </w:tcPr>
+          <w:p>
+            <w:r>
+              <w:rPr>
+                <w:b w:val="false"/>
+                <w:bCs w:val="false"/>
+                <w:color w:val="000000"/>
+                <w:sz w:val="19"/>
+                <w:szCs w:val="19"/>
+              </w:rPr>
+              <w:t xml:space="preserve">Регистрация (Sign in with Apple)</w:t>
+            </w:r>
+          </w:p>
+        </w:tc>
+        <w:tc>
+          <w:tcPr>
+            <w:tcW w:type="dxa" w:w="1600"/>
+            <w:tcMar>
+              <w:top w:type="dxa" w:w="70"/>
+              <w:left w:type="dxa" w:w="100"/>
+              <w:bottom w:type="dxa" w:w="70"/>
+              <w:right w:type="dxa" w:w="100"/>
+            </w:tcMar>
+          </w:tcPr>
+          <w:p>
+            <w:r>
+              <w:rPr>
+                <w:b w:val="false"/>
+                <w:bCs w:val="false"/>
+                <w:color w:val="000000"/>
+                <w:sz w:val="19"/>
+                <w:szCs w:val="19"/>
+              </w:rPr>
+              <w:t xml:space="preserve">MUST</w:t>
+            </w:r>
+          </w:p>
+        </w:tc>
+        <w:tc>
+          <w:tcPr>
+            <w:tcW w:type="dxa" w:w="1900"/>
             <w:tcMar>
               <w:top w:type="dxa" w:w="70"/>
               <w:left w:type="dxa" w:w="100"/>
@@ -1368,7 +1462,199 @@
                 <w:sz w:val="19"/>
                 <w:szCs w:val="19"/>
               </w:rPr>
-              <w:t xml:space="preserve">Главный экран «Луми» (маскот, текущий урок, прогресс)</w:t>
+              <w:t xml:space="preserve">Главный экран «Луми» (приветствие, статистика, текущий урок)</w:t>
+            </w:r>
+          </w:p>
+        </w:tc>
+        <w:tc>
+          <w:tcPr>
+            <w:tcW w:type="dxa" w:w="1600"/>
+            <w:tcMar>
+              <w:top w:type="dxa" w:w="70"/>
+              <w:left w:type="dxa" w:w="100"/>
+              <w:bottom w:type="dxa" w:w="70"/>
+              <w:right w:type="dxa" w:w="100"/>
+            </w:tcMar>
+          </w:tcPr>
+          <w:p>
+            <w:r>
+              <w:rPr>
+                <w:b w:val="false"/>
+                <w:bCs w:val="false"/>
+                <w:color w:val="000000"/>
+                <w:sz w:val="19"/>
+                <w:szCs w:val="19"/>
+              </w:rPr>
+              <w:t xml:space="preserve">MUST</w:t>
+            </w:r>
+          </w:p>
+        </w:tc>
+        <w:tc>
+          <w:tcPr>
+            <w:tcW w:type="dxa" w:w="1900"/>
+            <w:tcMar>
+              <w:top w:type="dxa" w:w="70"/>
+              <w:left w:type="dxa" w:w="100"/>
+              <w:bottom w:type="dxa" w:w="70"/>
+              <w:right w:type="dxa" w:w="100"/>
+            </w:tcMar>
+          </w:tcPr>
+          <w:p>
+            <w:r>
+              <w:rPr>
+                <w:b w:val="false"/>
+                <w:bCs w:val="false"/>
+                <w:color w:val="2E7D32"/>
+                <w:sz w:val="19"/>
+                <w:szCs w:val="19"/>
+              </w:rPr>
+              <w:t xml:space="preserve">Готово</w:t>
+            </w:r>
+          </w:p>
+        </w:tc>
+      </w:tr>
+      <w:tr>
+        <w:tc>
+          <w:tcPr>
+            <w:tcW w:type="dxa" w:w="700"/>
+            <w:shd w:fill="EDE9F7" w:color="auto" w:val="clear"/>
+            <w:tcMar>
+              <w:top w:type="dxa" w:w="70"/>
+              <w:left w:type="dxa" w:w="100"/>
+              <w:bottom w:type="dxa" w:w="70"/>
+              <w:right w:type="dxa" w:w="100"/>
+            </w:tcMar>
+          </w:tcPr>
+          <w:p>
+            <w:r>
+              <w:rPr>
+                <w:b w:val="false"/>
+                <w:bCs w:val="false"/>
+                <w:color w:val="000000"/>
+                <w:sz w:val="19"/>
+                <w:szCs w:val="19"/>
+              </w:rPr>
+              <w:t xml:space="preserve">F20</w:t>
+            </w:r>
+          </w:p>
+        </w:tc>
+        <w:tc>
+          <w:tcPr>
+            <w:tcW w:type="dxa" w:w="4800"/>
+            <w:shd w:fill="EDE9F7" w:color="auto" w:val="clear"/>
+            <w:tcMar>
+              <w:top w:type="dxa" w:w="70"/>
+              <w:left w:type="dxa" w:w="100"/>
+              <w:bottom w:type="dxa" w:w="70"/>
+              <w:right w:type="dxa" w:w="100"/>
+            </w:tcMar>
+          </w:tcPr>
+          <w:p>
+            <w:r>
+              <w:rPr>
+                <w:b w:val="false"/>
+                <w:bCs w:val="false"/>
+                <w:color w:val="000000"/>
+                <w:sz w:val="19"/>
+                <w:szCs w:val="19"/>
+              </w:rPr>
+              <w:t xml:space="preserve">Блок «Сегодня для тебя» (4 короткие практики)</w:t>
+            </w:r>
+          </w:p>
+        </w:tc>
+        <w:tc>
+          <w:tcPr>
+            <w:tcW w:type="dxa" w:w="1600"/>
+            <w:shd w:fill="EDE9F7" w:color="auto" w:val="clear"/>
+            <w:tcMar>
+              <w:top w:type="dxa" w:w="70"/>
+              <w:left w:type="dxa" w:w="100"/>
+              <w:bottom w:type="dxa" w:w="70"/>
+              <w:right w:type="dxa" w:w="100"/>
+            </w:tcMar>
+          </w:tcPr>
+          <w:p>
+            <w:r>
+              <w:rPr>
+                <w:b w:val="false"/>
+                <w:bCs w:val="false"/>
+                <w:color w:val="000000"/>
+                <w:sz w:val="19"/>
+                <w:szCs w:val="19"/>
+              </w:rPr>
+              <w:t xml:space="preserve">MUST</w:t>
+            </w:r>
+          </w:p>
+        </w:tc>
+        <w:tc>
+          <w:tcPr>
+            <w:tcW w:type="dxa" w:w="1900"/>
+            <w:shd w:fill="EDE9F7" w:color="auto" w:val="clear"/>
+            <w:tcMar>
+              <w:top w:type="dxa" w:w="70"/>
+              <w:left w:type="dxa" w:w="100"/>
+              <w:bottom w:type="dxa" w:w="70"/>
+              <w:right w:type="dxa" w:w="100"/>
+            </w:tcMar>
+          </w:tcPr>
+          <w:p>
+            <w:r>
+              <w:rPr>
+                <w:b w:val="false"/>
+                <w:bCs w:val="false"/>
+                <w:color w:val="2E7D32"/>
+                <w:sz w:val="19"/>
+                <w:szCs w:val="19"/>
+              </w:rPr>
+              <w:t xml:space="preserve">Готово</w:t>
+            </w:r>
+          </w:p>
+        </w:tc>
+      </w:tr>
+      <w:tr>
+        <w:tc>
+          <w:tcPr>
+            <w:tcW w:type="dxa" w:w="700"/>
+            <w:tcMar>
+              <w:top w:type="dxa" w:w="70"/>
+              <w:left w:type="dxa" w:w="100"/>
+              <w:bottom w:type="dxa" w:w="70"/>
+              <w:right w:type="dxa" w:w="100"/>
+            </w:tcMar>
+          </w:tcPr>
+          <w:p>
+            <w:r>
+              <w:rPr>
+                <w:b w:val="false"/>
+                <w:bCs w:val="false"/>
+                <w:color w:val="000000"/>
+                <w:sz w:val="19"/>
+                <w:szCs w:val="19"/>
+              </w:rPr>
+              <w:t xml:space="preserve">F21</w:t>
+            </w:r>
+          </w:p>
+        </w:tc>
+        <w:tc>
+          <w:tcPr>
+            <w:tcW w:type="dxa" w:w="4800"/>
+            <w:tcMar>
+              <w:top w:type="dxa" w:w="70"/>
+              <w:left w:type="dxa" w:w="100"/>
+              <w:bottom w:type="dxa" w:w="70"/>
+              <w:right w:type="dxa" w:w="100"/>
+            </w:tcMar>
+          </w:tcPr>
+          <w:p>
+            <w:r>
+              <w:rPr>
+                <w:b w:val="false"/>
+                <w:bCs w:val="false"/>
+                <w:color w:val="000000"/>
+                <w:sz w:val="19"/>
+                <w:szCs w:val="19"/>
+              </w:rPr>
+              <w:t xml:space="preserve">Карточка «Мысль дня»</w:t>
             </w:r>
           </w:p>
         </w:tc>
@@ -1793,7 +2079,7 @@
                 <w:sz w:val="19"/>
                 <w:szCs w:val="19"/>
               </w:rPr>
-              <w:t xml:space="preserve">Магазин (заморозка дня, скины, секретные техники)</w:t>
+              <w:t xml:space="preserve">Магазин с уровневым доступом (обычные/редкие/эпические)</w:t>
             </w:r>
           </w:p>
         </w:tc>
@@ -1938,6 +2224,240 @@
                 <w:szCs w:val="19"/>
               </w:rPr>
               <w:t xml:space="preserve">Готово</w:t>
+            </w:r>
+          </w:p>
+        </w:tc>
+      </w:tr>
+    </w:tbl>
+    <w:p>
+      <w:pPr>
+        <w:pStyle w:val="Heading1"/>
+        <w:pBdr>
+          <w:bottom w:val="single" w:color="5B4B9E" w:sz="8" w:space="4"/>
+        </w:pBdr>
+        <w:spacing w:after="140" w:before="360"/>
+      </w:pPr>
+      <w:r>
+        <w:rPr>
+          <w:b/>
+          <w:bCs/>
+          <w:color w:val="5B4B9E"/>
+          <w:sz w:val="30"/>
+          <w:szCs w:val="30"/>
+        </w:rPr>
+        <w:t xml:space="preserve">Виджет</w:t>
+      </w:r>
+    </w:p>
+    <w:tbl>
+      <w:tblPr>
+        <w:tblW w:type="dxa" w:w="9000"/>
+        <w:tblBorders>
+          <w:top w:val="single" w:color="D0C8E8" w:sz="2"/>
+          <w:left w:val="single" w:color="D0C8E8" w:sz="2"/>
+          <w:bottom w:val="single" w:color="D0C8E8" w:sz="2"/>
+          <w:right w:val="single" w:color="D0C8E8" w:sz="2"/>
+          <w:insideH w:val="single" w:color="E0DAF0" w:sz="1"/>
+          <w:insideV w:val="single" w:color="E0DAF0" w:sz="1"/>
+        </w:tblBorders>
+      </w:tblPr>
+      <w:tblGrid>
+        <w:gridCol w:w="700"/>
+        <w:gridCol w:w="4800"/>
+        <w:gridCol w:w="1600"/>
+        <w:gridCol w:w="1900"/>
+      </w:tblGrid>
+      <w:tr>
+        <w:trPr>
+          <w:tblHeader/>
+        </w:trPr>
+        <w:tc>
+          <w:tcPr>
+            <w:tcW w:type="dxa" w:w="700"/>
+            <w:shd w:fill="5B4B9E" w:color="auto" w:val="clear"/>
+            <w:tcMar>
+              <w:top w:type="dxa" w:w="70"/>
+              <w:left w:type="dxa" w:w="100"/>
+              <w:bottom w:type="dxa" w:w="70"/>
+              <w:right w:type="dxa" w:w="100"/>
+            </w:tcMar>
+          </w:tcPr>
+          <w:p>
+            <w:r>
+              <w:rPr>
+                <w:b/>
+                <w:bCs/>
+                <w:color w:val="FFFFFF"/>
+                <w:sz w:val="19"/>
+                <w:szCs w:val="19"/>
+              </w:rPr>
+              <w:t xml:space="preserve">№</w:t>
+            </w:r>
+          </w:p>
+        </w:tc>
+        <w:tc>
+          <w:tcPr>
+            <w:tcW w:type="dxa" w:w="4800"/>
+            <w:shd w:fill="5B4B9E" w:color="auto" w:val="clear"/>
+            <w:tcMar>
+              <w:top w:type="dxa" w:w="70"/>
+              <w:left w:type="dxa" w:w="100"/>
+              <w:bottom w:type="dxa" w:w="70"/>
+              <w:right w:type="dxa" w:w="100"/>
+            </w:tcMar>
+          </w:tcPr>
+          <w:p>
+            <w:r>
+              <w:rPr>
+                <w:b/>
+                <w:bCs/>
+                <w:color w:val="FFFFFF"/>
+                <w:sz w:val="19"/>
+                <w:szCs w:val="19"/>
+              </w:rPr>
+              <w:t xml:space="preserve">Функция</w:t>
+            </w:r>
+          </w:p>
+        </w:tc>
+        <w:tc>
+          <w:tcPr>
+            <w:tcW w:type="dxa" w:w="1600"/>
+            <w:shd w:fill="5B4B9E" w:color="auto" w:val="clear"/>
+            <w:tcMar>
+              <w:top w:type="dxa" w:w="70"/>
+              <w:left w:type="dxa" w:w="100"/>
+              <w:bottom w:type="dxa" w:w="70"/>
+              <w:right w:type="dxa" w:w="100"/>
+            </w:tcMar>
+          </w:tcPr>
+          <w:p>
+            <w:r>
+              <w:rPr>
+                <w:b/>
+                <w:bCs/>
+                <w:color w:val="FFFFFF"/>
+                <w:sz w:val="19"/>
+                <w:szCs w:val="19"/>
+              </w:rPr>
+              <w:t xml:space="preserve">Приоритет</w:t>
+            </w:r>
+          </w:p>
+        </w:tc>
+        <w:tc>
+          <w:tcPr>
+            <w:tcW w:type="dxa" w:w="1900"/>
+            <w:shd w:fill="5B4B9E" w:color="auto" w:val="clear"/>
+            <w:tcMar>
+              <w:top w:type="dxa" w:w="70"/>
+              <w:left w:type="dxa" w:w="100"/>
+              <w:bottom w:type="dxa" w:w="70"/>
+              <w:right w:type="dxa" w:w="100"/>
+            </w:tcMar>
+          </w:tcPr>
+          <w:p>
+            <w:r>
+              <w:rPr>
+                <w:b/>
+                <w:bCs/>
+                <w:color w:val="FFFFFF"/>
+                <w:sz w:val="19"/>
+                <w:szCs w:val="19"/>
+              </w:rPr>
+              <w:t xml:space="preserve">Готовность спецификации</w:t>
+            </w:r>
+          </w:p>
+        </w:tc>
+      </w:tr>
+      <w:tr>
+        <w:tc>
+          <w:tcPr>
+            <w:tcW w:type="dxa" w:w="700"/>
+            <w:tcMar>
+              <w:top w:type="dxa" w:w="70"/>
+              <w:left w:type="dxa" w:w="100"/>
+              <w:bottom w:type="dxa" w:w="70"/>
+              <w:right w:type="dxa" w:w="100"/>
+            </w:tcMar>
+          </w:tcPr>
+          <w:p>
+            <w:r>
+              <w:rPr>
+                <w:b w:val="false"/>
+                <w:bCs w:val="false"/>
+                <w:color w:val="000000"/>
+                <w:sz w:val="19"/>
+                <w:szCs w:val="19"/>
+              </w:rPr>
+              <w:t xml:space="preserve">F24</w:t>
+            </w:r>
+          </w:p>
+        </w:tc>
+        <w:tc>
+          <w:tcPr>
+            <w:tcW w:type="dxa" w:w="4800"/>
+            <w:tcMar>
+              <w:top w:type="dxa" w:w="70"/>
+              <w:left w:type="dxa" w:w="100"/>
+              <w:bottom w:type="dxa" w:w="70"/>
+              <w:right w:type="dxa" w:w="100"/>
+            </w:tcMar>
+          </w:tcPr>
+          <w:p>
+            <w:r>
+              <w:rPr>
+                <w:b w:val="false"/>
+                <w:bCs w:val="false"/>
+                <w:color w:val="000000"/>
+                <w:sz w:val="19"/>
+                <w:szCs w:val="19"/>
+              </w:rPr>
+              <w:t xml:space="preserve">iOS-виджет главного экрана (серия дней + мысль дня)</w:t>
+            </w:r>
+          </w:p>
+        </w:tc>
+        <w:tc>
+          <w:tcPr>
+            <w:tcW w:type="dxa" w:w="1600"/>
+            <w:tcMar>
+              <w:top w:type="dxa" w:w="70"/>
+              <w:left w:type="dxa" w:w="100"/>
+              <w:bottom w:type="dxa" w:w="70"/>
+              <w:right w:type="dxa" w:w="100"/>
+            </w:tcMar>
+          </w:tcPr>
+          <w:p>
+            <w:r>
+              <w:rPr>
+                <w:b w:val="false"/>
+                <w:bCs w:val="false"/>
+                <w:color w:val="000000"/>
+                <w:sz w:val="19"/>
+                <w:szCs w:val="19"/>
+              </w:rPr>
+              <w:t xml:space="preserve">MUST</w:t>
+            </w:r>
+          </w:p>
+        </w:tc>
+        <w:tc>
+          <w:tcPr>
+            <w:tcW w:type="dxa" w:w="1900"/>
+            <w:shd w:fill="FDF3E3" w:color="auto" w:val="clear"/>
+            <w:tcMar>
+              <w:top w:type="dxa" w:w="70"/>
+              <w:left w:type="dxa" w:w="100"/>
+              <w:bottom w:type="dxa" w:w="70"/>
+              <w:right w:type="dxa" w:w="100"/>
+            </w:tcMar>
+          </w:tcPr>
+          <w:p>
+            <w:r>
+              <w:rPr>
+                <w:b w:val="false"/>
+                <w:bCs w:val="false"/>
+                <w:color w:val="8A5A00"/>
+                <w:sz w:val="19"/>
+                <w:szCs w:val="19"/>
+              </w:rPr>
+              <w:t xml:space="preserve">Готово, требует отдельного extension-таргета</w:t>
             </w:r>
           </w:p>
         </w:tc>
@@ -2172,6 +2692,104 @@
                 <w:szCs w:val="19"/>
               </w:rPr>
               <w:t xml:space="preserve">Промт готов, визуал не подтверждён</w:t>
+            </w:r>
+          </w:p>
+        </w:tc>
+      </w:tr>
+      <w:tr>
+        <w:tc>
+          <w:tcPr>
+            <w:tcW w:type="dxa" w:w="700"/>
+            <w:shd w:fill="EDE9F7" w:color="auto" w:val="clear"/>
+            <w:tcMar>
+              <w:top w:type="dxa" w:w="70"/>
+              <w:left w:type="dxa" w:w="100"/>
+              <w:bottom w:type="dxa" w:w="70"/>
+              <w:right w:type="dxa" w:w="100"/>
+            </w:tcMar>
+          </w:tcPr>
+          <w:p>
+            <w:r>
+              <w:rPr>
+                <w:b w:val="false"/>
+                <w:bCs w:val="false"/>
+                <w:color w:val="000000"/>
+                <w:sz w:val="19"/>
+                <w:szCs w:val="19"/>
+              </w:rPr>
+              <w:t xml:space="preserve">F22</w:t>
+            </w:r>
+          </w:p>
+        </w:tc>
+        <w:tc>
+          <w:tcPr>
+            <w:tcW w:type="dxa" w:w="4800"/>
+            <w:shd w:fill="EDE9F7" w:color="auto" w:val="clear"/>
+            <w:tcMar>
+              <w:top w:type="dxa" w:w="70"/>
+              <w:left w:type="dxa" w:w="100"/>
+              <w:bottom w:type="dxa" w:w="70"/>
+              <w:right w:type="dxa" w:w="100"/>
+            </w:tcMar>
+          </w:tcPr>
+          <w:p>
+            <w:r>
+              <w:rPr>
+                <w:b w:val="false"/>
+                <w:bCs w:val="false"/>
+                <w:color w:val="000000"/>
+                <w:sz w:val="19"/>
+                <w:szCs w:val="19"/>
+              </w:rPr>
+              <w:t xml:space="preserve">«Гардероб» — тизер кастомизации на главном экране</w:t>
+            </w:r>
+          </w:p>
+        </w:tc>
+        <w:tc>
+          <w:tcPr>
+            <w:tcW w:type="dxa" w:w="1600"/>
+            <w:shd w:fill="EDE9F7" w:color="auto" w:val="clear"/>
+            <w:tcMar>
+              <w:top w:type="dxa" w:w="70"/>
+              <w:left w:type="dxa" w:w="100"/>
+              <w:bottom w:type="dxa" w:w="70"/>
+              <w:right w:type="dxa" w:w="100"/>
+            </w:tcMar>
+          </w:tcPr>
+          <w:p>
+            <w:r>
+              <w:rPr>
+                <w:b w:val="false"/>
+                <w:bCs w:val="false"/>
+                <w:color w:val="000000"/>
+                <w:sz w:val="19"/>
+                <w:szCs w:val="19"/>
+              </w:rPr>
+              <w:t xml:space="preserve">MUST</w:t>
+            </w:r>
+          </w:p>
+        </w:tc>
+        <w:tc>
+          <w:tcPr>
+            <w:tcW w:type="dxa" w:w="1900"/>
+            <w:shd w:fill="EDE9F7" w:color="auto" w:val="clear"/>
+            <w:tcMar>
+              <w:top w:type="dxa" w:w="70"/>
+              <w:left w:type="dxa" w:w="100"/>
+              <w:bottom w:type="dxa" w:w="70"/>
+              <w:right w:type="dxa" w:w="100"/>
+            </w:tcMar>
+          </w:tcPr>
+          <w:p>
+            <w:r>
+              <w:rPr>
+                <w:b w:val="false"/>
+                <w:bCs w:val="false"/>
+                <w:color w:val="2E7D32"/>
+                <w:sz w:val="19"/>
+                <w:szCs w:val="19"/>
+              </w:rPr>
+              <w:t xml:space="preserve">Готово</w:t>
             </w:r>
           </w:p>
         </w:tc>
